--- a/barlow/docs/finesst_proposal_v2.docx
+++ b/barlow/docs/finesst_proposal_v2.docx
@@ -754,7 +754,7 @@
                 <w:rFonts w:ascii="Calibri" w:hAnsi="Calibri"/>
                 <w:sz w:val="18"/>
               </w:rPr>
-              <w:t>lidar</w:t>
+              <w:t>LiDAR</w:t>
             </w:r>
             <w:proofErr w:type="spellEnd"/>
             <w:r>
@@ -835,7 +835,7 @@
                 <w:rFonts w:ascii="Calibri" w:hAnsi="Calibri"/>
                 <w:sz w:val="18"/>
               </w:rPr>
-              <w:t>lidar</w:t>
+              <w:t>LiDAR</w:t>
             </w:r>
             <w:proofErr w:type="spellEnd"/>
             <w:r>
